--- a/Документация на курсов проект.docx
+++ b/Документация на курсов проект.docx
@@ -904,7 +904,49 @@
         <w:rPr>
           <w:rFonts w:ascii="Times New Roman" w:hAnsi="Times New Roman" w:cs="Times New Roman"/>
         </w:rPr>
-        <w:t xml:space="preserve">. По този начин се осигурява </w:t>
+        <w:t xml:space="preserve">. По този </w:t>
+      </w:r>
+      <w:proofErr w:type="spellStart"/>
+      <w:r>
+        <w:rPr>
+          <w:rFonts w:ascii="Times New Roman" w:hAnsi="Times New Roman" w:cs="Times New Roman"/>
+        </w:rPr>
+        <w:t>начин</w:t>
+      </w:r>
+      <w:proofErr w:type="spellEnd"/>
+      <w:r>
+        <w:rPr>
+          <w:rFonts w:ascii="Times New Roman" w:hAnsi="Times New Roman" w:cs="Times New Roman"/>
+        </w:rPr>
+        <w:t xml:space="preserve"> </w:t>
+      </w:r>
+      <w:proofErr w:type="spellStart"/>
+      <w:r>
+        <w:rPr>
+          <w:rFonts w:ascii="Times New Roman" w:hAnsi="Times New Roman" w:cs="Times New Roman"/>
+        </w:rPr>
+        <w:t>се</w:t>
+      </w:r>
+      <w:proofErr w:type="spellEnd"/>
+      <w:r>
+        <w:rPr>
+          <w:rFonts w:ascii="Times New Roman" w:hAnsi="Times New Roman" w:cs="Times New Roman"/>
+        </w:rPr>
+        <w:t xml:space="preserve"> </w:t>
+      </w:r>
+      <w:proofErr w:type="spellStart"/>
+      <w:r>
+        <w:rPr>
+          <w:rFonts w:ascii="Times New Roman" w:hAnsi="Times New Roman" w:cs="Times New Roman"/>
+        </w:rPr>
+        <w:t>осигурява</w:t>
+      </w:r>
+      <w:proofErr w:type="spellEnd"/>
+      <w:r>
+        <w:rPr>
+          <w:rFonts w:ascii="Times New Roman" w:hAnsi="Times New Roman" w:cs="Times New Roman"/>
+        </w:rPr>
+        <w:t xml:space="preserve"> </w:t>
       </w:r>
       <w:proofErr w:type="spellStart"/>
       <w:r>
@@ -918,7 +960,49 @@
         <w:rPr>
           <w:rFonts w:ascii="Times New Roman" w:hAnsi="Times New Roman" w:cs="Times New Roman"/>
         </w:rPr>
-        <w:t xml:space="preserve"> поддръжка на кода.</w:t>
+        <w:t xml:space="preserve"> </w:t>
+      </w:r>
+      <w:proofErr w:type="spellStart"/>
+      <w:r>
+        <w:rPr>
+          <w:rFonts w:ascii="Times New Roman" w:hAnsi="Times New Roman" w:cs="Times New Roman"/>
+        </w:rPr>
+        <w:t>поддръжка</w:t>
+      </w:r>
+      <w:proofErr w:type="spellEnd"/>
+      <w:r>
+        <w:rPr>
+          <w:rFonts w:ascii="Times New Roman" w:hAnsi="Times New Roman" w:cs="Times New Roman"/>
+        </w:rPr>
+        <w:t xml:space="preserve"> </w:t>
+      </w:r>
+      <w:proofErr w:type="spellStart"/>
+      <w:r>
+        <w:rPr>
+          <w:rFonts w:ascii="Times New Roman" w:hAnsi="Times New Roman" w:cs="Times New Roman"/>
+        </w:rPr>
+        <w:t>на</w:t>
+      </w:r>
+      <w:proofErr w:type="spellEnd"/>
+      <w:r>
+        <w:rPr>
+          <w:rFonts w:ascii="Times New Roman" w:hAnsi="Times New Roman" w:cs="Times New Roman"/>
+        </w:rPr>
+        <w:t xml:space="preserve"> </w:t>
+      </w:r>
+      <w:proofErr w:type="spellStart"/>
+      <w:r>
+        <w:rPr>
+          <w:rFonts w:ascii="Times New Roman" w:hAnsi="Times New Roman" w:cs="Times New Roman"/>
+        </w:rPr>
+        <w:t>кода</w:t>
+      </w:r>
+      <w:proofErr w:type="spellEnd"/>
+      <w:r>
+        <w:rPr>
+          <w:rFonts w:ascii="Times New Roman" w:hAnsi="Times New Roman" w:cs="Times New Roman"/>
+        </w:rPr>
+        <w:t>.</w:t>
       </w:r>
     </w:p>
     <w:p>
@@ -1137,7 +1221,49 @@
         <w:rPr>
           <w:rFonts w:ascii="Times New Roman" w:hAnsi="Times New Roman" w:cs="Times New Roman"/>
         </w:rPr>
-        <w:t xml:space="preserve">създаване на йерархия от класове </w:t>
+        <w:t xml:space="preserve">създаване на </w:t>
+      </w:r>
+      <w:proofErr w:type="spellStart"/>
+      <w:r>
+        <w:rPr>
+          <w:rFonts w:ascii="Times New Roman" w:hAnsi="Times New Roman" w:cs="Times New Roman"/>
+        </w:rPr>
+        <w:t>йерархия</w:t>
+      </w:r>
+      <w:proofErr w:type="spellEnd"/>
+      <w:r>
+        <w:rPr>
+          <w:rFonts w:ascii="Times New Roman" w:hAnsi="Times New Roman" w:cs="Times New Roman"/>
+        </w:rPr>
+        <w:t xml:space="preserve"> </w:t>
+      </w:r>
+      <w:proofErr w:type="spellStart"/>
+      <w:r>
+        <w:rPr>
+          <w:rFonts w:ascii="Times New Roman" w:hAnsi="Times New Roman" w:cs="Times New Roman"/>
+        </w:rPr>
+        <w:t>от</w:t>
+      </w:r>
+      <w:proofErr w:type="spellEnd"/>
+      <w:r>
+        <w:rPr>
+          <w:rFonts w:ascii="Times New Roman" w:hAnsi="Times New Roman" w:cs="Times New Roman"/>
+        </w:rPr>
+        <w:t xml:space="preserve"> </w:t>
+      </w:r>
+      <w:proofErr w:type="spellStart"/>
+      <w:r>
+        <w:rPr>
+          <w:rFonts w:ascii="Times New Roman" w:hAnsi="Times New Roman" w:cs="Times New Roman"/>
+        </w:rPr>
+        <w:t>класове</w:t>
+      </w:r>
+      <w:proofErr w:type="spellEnd"/>
+      <w:r>
+        <w:rPr>
+          <w:rFonts w:ascii="Times New Roman" w:hAnsi="Times New Roman" w:cs="Times New Roman"/>
+        </w:rPr>
+        <w:t xml:space="preserve"> </w:t>
       </w:r>
       <w:proofErr w:type="spellStart"/>
       <w:r>
@@ -2029,14 +2155,14 @@
         <w:rPr>
           <w:rFonts w:ascii="Times New Roman" w:hAnsi="Times New Roman" w:cs="Times New Roman"/>
         </w:rPr>
-        <w:t>а и</w:t>
-      </w:r>
-      <w:proofErr w:type="spellStart"/>
-      <w:r>
-        <w:rPr>
-          <w:rFonts w:ascii="Times New Roman" w:hAnsi="Times New Roman" w:cs="Times New Roman"/>
-        </w:rPr>
-        <w:t>зображение</w:t>
+        <w:t xml:space="preserve">а </w:t>
+      </w:r>
+      <w:proofErr w:type="spellStart"/>
+      <w:r>
+        <w:rPr>
+          <w:rFonts w:ascii="Times New Roman" w:hAnsi="Times New Roman" w:cs="Times New Roman"/>
+        </w:rPr>
+        <w:t>изображение</w:t>
       </w:r>
       <w:proofErr w:type="spellEnd"/>
       <w:r>
@@ -2814,7 +2940,6 @@
                       <w:rFonts w:ascii="Times New Roman" w:hAnsi="Times New Roman" w:cs="Times New Roman"/>
                     </w:rPr>
                   </w:pPr>
-                  <w:proofErr w:type="spellStart"/>
                   <w:r>
                     <w:rPr>
                       <w:rFonts w:ascii="Times New Roman" w:hAnsi="Times New Roman" w:cs="Times New Roman"/>
@@ -2823,7 +2948,6 @@
                     </w:rPr>
                     <w:t>Диаграма</w:t>
                   </w:r>
-                  <w:proofErr w:type="spellEnd"/>
                   <w:r>
                     <w:rPr>
                       <w:rFonts w:ascii="Times New Roman" w:hAnsi="Times New Roman" w:cs="Times New Roman"/>
@@ -2837,133 +2961,7 @@
                     <w:rPr>
                       <w:rFonts w:ascii="Times New Roman" w:hAnsi="Times New Roman" w:cs="Times New Roman"/>
                     </w:rPr>
-                    <w:t xml:space="preserve"> </w:t>
-                  </w:r>
-                  <w:proofErr w:type="spellStart"/>
-                  <w:r>
-                    <w:rPr>
-                      <w:rFonts w:ascii="Times New Roman" w:hAnsi="Times New Roman" w:cs="Times New Roman"/>
-                    </w:rPr>
-                    <w:t>показва</w:t>
-                  </w:r>
-                  <w:proofErr w:type="spellEnd"/>
-                  <w:r>
-                    <w:rPr>
-                      <w:rFonts w:ascii="Times New Roman" w:hAnsi="Times New Roman" w:cs="Times New Roman"/>
-                    </w:rPr>
-                    <w:t xml:space="preserve"> </w:t>
-                  </w:r>
-                  <w:proofErr w:type="spellStart"/>
-                  <w:r>
-                    <w:rPr>
-                      <w:rFonts w:ascii="Times New Roman" w:hAnsi="Times New Roman" w:cs="Times New Roman"/>
-                    </w:rPr>
-                    <w:t>основните</w:t>
-                  </w:r>
-                  <w:proofErr w:type="spellEnd"/>
-                  <w:r>
-                    <w:rPr>
-                      <w:rFonts w:ascii="Times New Roman" w:hAnsi="Times New Roman" w:cs="Times New Roman"/>
-                    </w:rPr>
-                    <w:t xml:space="preserve"> </w:t>
-                  </w:r>
-                  <w:proofErr w:type="spellStart"/>
-                  <w:r>
-                    <w:rPr>
-                      <w:rFonts w:ascii="Times New Roman" w:hAnsi="Times New Roman" w:cs="Times New Roman"/>
-                    </w:rPr>
-                    <w:t>класове</w:t>
-                  </w:r>
-                  <w:proofErr w:type="spellEnd"/>
-                  <w:r>
-                    <w:rPr>
-                      <w:rFonts w:ascii="Times New Roman" w:hAnsi="Times New Roman" w:cs="Times New Roman"/>
-                    </w:rPr>
-                    <w:t xml:space="preserve"> в </w:t>
-                  </w:r>
-                  <w:proofErr w:type="spellStart"/>
-                  <w:r>
-                    <w:rPr>
-                      <w:rFonts w:ascii="Times New Roman" w:hAnsi="Times New Roman" w:cs="Times New Roman"/>
-                    </w:rPr>
-                    <w:t>системата</w:t>
-                  </w:r>
-                  <w:proofErr w:type="spellEnd"/>
-                  <w:r>
-                    <w:rPr>
-                      <w:rFonts w:ascii="Times New Roman" w:hAnsi="Times New Roman" w:cs="Times New Roman"/>
-                    </w:rPr>
-                    <w:t xml:space="preserve"> и </w:t>
-                  </w:r>
-                  <w:proofErr w:type="spellStart"/>
-                  <w:r>
-                    <w:rPr>
-                      <w:rFonts w:ascii="Times New Roman" w:hAnsi="Times New Roman" w:cs="Times New Roman"/>
-                    </w:rPr>
-                    <w:t>връзките</w:t>
-                  </w:r>
-                  <w:proofErr w:type="spellEnd"/>
-                  <w:r>
-                    <w:rPr>
-                      <w:rFonts w:ascii="Times New Roman" w:hAnsi="Times New Roman" w:cs="Times New Roman"/>
-                    </w:rPr>
-                    <w:t xml:space="preserve"> </w:t>
-                  </w:r>
-                  <w:proofErr w:type="spellStart"/>
-                  <w:r>
-                    <w:rPr>
-                      <w:rFonts w:ascii="Times New Roman" w:hAnsi="Times New Roman" w:cs="Times New Roman"/>
-                    </w:rPr>
-                    <w:t>между</w:t>
-                  </w:r>
-                  <w:proofErr w:type="spellEnd"/>
-                  <w:r>
-                    <w:rPr>
-                      <w:rFonts w:ascii="Times New Roman" w:hAnsi="Times New Roman" w:cs="Times New Roman"/>
-                    </w:rPr>
-                    <w:t xml:space="preserve"> </w:t>
-                  </w:r>
-                  <w:proofErr w:type="spellStart"/>
-                  <w:r>
-                    <w:rPr>
-                      <w:rFonts w:ascii="Times New Roman" w:hAnsi="Times New Roman" w:cs="Times New Roman"/>
-                    </w:rPr>
-                    <w:t>тях</w:t>
-                  </w:r>
-                  <w:proofErr w:type="spellEnd"/>
-                  <w:r>
-                    <w:rPr>
-                      <w:rFonts w:ascii="Times New Roman" w:hAnsi="Times New Roman" w:cs="Times New Roman"/>
-                    </w:rPr>
-                    <w:t xml:space="preserve">. </w:t>
-                  </w:r>
-                  <w:proofErr w:type="spellStart"/>
-                  <w:r>
-                    <w:rPr>
-                      <w:rFonts w:ascii="Times New Roman" w:hAnsi="Times New Roman" w:cs="Times New Roman"/>
-                    </w:rPr>
-                    <w:t>Базовият</w:t>
-                  </w:r>
-                  <w:proofErr w:type="spellEnd"/>
-                  <w:r>
-                    <w:rPr>
-                      <w:rFonts w:ascii="Times New Roman" w:hAnsi="Times New Roman" w:cs="Times New Roman"/>
-                    </w:rPr>
-                    <w:t xml:space="preserve"> </w:t>
-                  </w:r>
-                  <w:proofErr w:type="spellStart"/>
-                  <w:r>
-                    <w:rPr>
-                      <w:rFonts w:ascii="Times New Roman" w:hAnsi="Times New Roman" w:cs="Times New Roman"/>
-                    </w:rPr>
-                    <w:t>клас</w:t>
-                  </w:r>
-                  <w:proofErr w:type="spellEnd"/>
-                  <w:r>
-                    <w:rPr>
-                      <w:rFonts w:ascii="Times New Roman" w:hAnsi="Times New Roman" w:cs="Times New Roman"/>
-                    </w:rPr>
-                    <w:t xml:space="preserve"> </w:t>
+                    <w:t xml:space="preserve"> показва основните класове в системата и връзките между тях. Базовият клас </w:t>
                   </w:r>
                   <w:r>
                     <w:rPr>
@@ -2977,107 +2975,8 @@
                     <w:rPr>
                       <w:rFonts w:ascii="Times New Roman" w:hAnsi="Times New Roman" w:cs="Times New Roman"/>
                     </w:rPr>
-                    <w:t xml:space="preserve"> </w:t>
+                    <w:t xml:space="preserve"> дефинира общата функционалност за работа с изображения, а класовете </w:t>
                   </w:r>
-                  <w:proofErr w:type="spellStart"/>
-                  <w:r>
-                    <w:rPr>
-                      <w:rFonts w:ascii="Times New Roman" w:hAnsi="Times New Roman" w:cs="Times New Roman"/>
-                    </w:rPr>
-                    <w:t>дефинира</w:t>
-                  </w:r>
-                  <w:proofErr w:type="spellEnd"/>
-                  <w:r>
-                    <w:rPr>
-                      <w:rFonts w:ascii="Times New Roman" w:hAnsi="Times New Roman" w:cs="Times New Roman"/>
-                    </w:rPr>
-                    <w:t xml:space="preserve"> </w:t>
-                  </w:r>
-                  <w:proofErr w:type="spellStart"/>
-                  <w:r>
-                    <w:rPr>
-                      <w:rFonts w:ascii="Times New Roman" w:hAnsi="Times New Roman" w:cs="Times New Roman"/>
-                    </w:rPr>
-                    <w:t>общата</w:t>
-                  </w:r>
-                  <w:proofErr w:type="spellEnd"/>
-                  <w:r>
-                    <w:rPr>
-                      <w:rFonts w:ascii="Times New Roman" w:hAnsi="Times New Roman" w:cs="Times New Roman"/>
-                    </w:rPr>
-                    <w:t xml:space="preserve"> </w:t>
-                  </w:r>
-                  <w:proofErr w:type="spellStart"/>
-                  <w:r>
-                    <w:rPr>
-                      <w:rFonts w:ascii="Times New Roman" w:hAnsi="Times New Roman" w:cs="Times New Roman"/>
-                    </w:rPr>
-                    <w:t>функционалност</w:t>
-                  </w:r>
-                  <w:proofErr w:type="spellEnd"/>
-                  <w:r>
-                    <w:rPr>
-                      <w:rFonts w:ascii="Times New Roman" w:hAnsi="Times New Roman" w:cs="Times New Roman"/>
-                    </w:rPr>
-                    <w:t xml:space="preserve"> </w:t>
-                  </w:r>
-                  <w:proofErr w:type="spellStart"/>
-                  <w:r>
-                    <w:rPr>
-                      <w:rFonts w:ascii="Times New Roman" w:hAnsi="Times New Roman" w:cs="Times New Roman"/>
-                    </w:rPr>
-                    <w:t>за</w:t>
-                  </w:r>
-                  <w:proofErr w:type="spellEnd"/>
-                  <w:r>
-                    <w:rPr>
-                      <w:rFonts w:ascii="Times New Roman" w:hAnsi="Times New Roman" w:cs="Times New Roman"/>
-                    </w:rPr>
-                    <w:t xml:space="preserve"> </w:t>
-                  </w:r>
-                  <w:proofErr w:type="spellStart"/>
-                  <w:r>
-                    <w:rPr>
-                      <w:rFonts w:ascii="Times New Roman" w:hAnsi="Times New Roman" w:cs="Times New Roman"/>
-                    </w:rPr>
-                    <w:t>работа</w:t>
-                  </w:r>
-                  <w:proofErr w:type="spellEnd"/>
-                  <w:r>
-                    <w:rPr>
-                      <w:rFonts w:ascii="Times New Roman" w:hAnsi="Times New Roman" w:cs="Times New Roman"/>
-                    </w:rPr>
-                    <w:t xml:space="preserve"> с </w:t>
-                  </w:r>
-                  <w:proofErr w:type="spellStart"/>
-                  <w:r>
-                    <w:rPr>
-                      <w:rFonts w:ascii="Times New Roman" w:hAnsi="Times New Roman" w:cs="Times New Roman"/>
-                    </w:rPr>
-                    <w:t>изображения</w:t>
-                  </w:r>
-                  <w:proofErr w:type="spellEnd"/>
-                  <w:r>
-                    <w:rPr>
-                      <w:rFonts w:ascii="Times New Roman" w:hAnsi="Times New Roman" w:cs="Times New Roman"/>
-                    </w:rPr>
-                    <w:t xml:space="preserve">, а </w:t>
-                  </w:r>
-                  <w:proofErr w:type="spellStart"/>
-                  <w:r>
-                    <w:rPr>
-                      <w:rFonts w:ascii="Times New Roman" w:hAnsi="Times New Roman" w:cs="Times New Roman"/>
-                    </w:rPr>
-                    <w:t>класовете</w:t>
-                  </w:r>
-                  <w:proofErr w:type="spellEnd"/>
-                  <w:r>
-                    <w:rPr>
-                      <w:rFonts w:ascii="Times New Roman" w:hAnsi="Times New Roman" w:cs="Times New Roman"/>
-                    </w:rPr>
-                    <w:t xml:space="preserve"> </w:t>
-                  </w:r>
-                  <w:proofErr w:type="spellStart"/>
                   <w:r>
                     <w:rPr>
                       <w:rFonts w:ascii="Times New Roman" w:hAnsi="Times New Roman" w:cs="Times New Roman"/>
@@ -3086,14 +2985,12 @@
                     </w:rPr>
                     <w:t>PBMImage</w:t>
                   </w:r>
-                  <w:proofErr w:type="spellEnd"/>
                   <w:r>
                     <w:rPr>
                       <w:rFonts w:ascii="Times New Roman" w:hAnsi="Times New Roman" w:cs="Times New Roman"/>
                     </w:rPr>
                     <w:t xml:space="preserve">, </w:t>
                   </w:r>
-                  <w:proofErr w:type="spellStart"/>
                   <w:r>
                     <w:rPr>
                       <w:rFonts w:ascii="Times New Roman" w:hAnsi="Times New Roman" w:cs="Times New Roman"/>
@@ -3102,14 +2999,12 @@
                     </w:rPr>
                     <w:t>PGMImage</w:t>
                   </w:r>
-                  <w:proofErr w:type="spellEnd"/>
                   <w:r>
                     <w:rPr>
                       <w:rFonts w:ascii="Times New Roman" w:hAnsi="Times New Roman" w:cs="Times New Roman"/>
                     </w:rPr>
                     <w:t xml:space="preserve"> и </w:t>
                   </w:r>
-                  <w:proofErr w:type="spellStart"/>
                   <w:r>
                     <w:rPr>
                       <w:rFonts w:ascii="Times New Roman" w:hAnsi="Times New Roman" w:cs="Times New Roman"/>
@@ -3118,82 +3013,11 @@
                     </w:rPr>
                     <w:t>PPMImage</w:t>
                   </w:r>
-                  <w:proofErr w:type="spellEnd"/>
                   <w:r>
                     <w:rPr>
                       <w:rFonts w:ascii="Times New Roman" w:hAnsi="Times New Roman" w:cs="Times New Roman"/>
                     </w:rPr>
-                    <w:t xml:space="preserve"> я </w:t>
-                  </w:r>
-                  <w:proofErr w:type="spellStart"/>
-                  <w:r>
-                    <w:rPr>
-                      <w:rFonts w:ascii="Times New Roman" w:hAnsi="Times New Roman" w:cs="Times New Roman"/>
-                    </w:rPr>
-                    <w:t>реализират</w:t>
-                  </w:r>
-                  <w:proofErr w:type="spellEnd"/>
-                  <w:r>
-                    <w:rPr>
-                      <w:rFonts w:ascii="Times New Roman" w:hAnsi="Times New Roman" w:cs="Times New Roman"/>
-                    </w:rPr>
-                    <w:t xml:space="preserve"> </w:t>
-                  </w:r>
-                  <w:proofErr w:type="spellStart"/>
-                  <w:r>
-                    <w:rPr>
-                      <w:rFonts w:ascii="Times New Roman" w:hAnsi="Times New Roman" w:cs="Times New Roman"/>
-                    </w:rPr>
-                    <w:t>за</w:t>
-                  </w:r>
-                  <w:proofErr w:type="spellEnd"/>
-                  <w:r>
-                    <w:rPr>
-                      <w:rFonts w:ascii="Times New Roman" w:hAnsi="Times New Roman" w:cs="Times New Roman"/>
-                    </w:rPr>
-                    <w:t xml:space="preserve"> </w:t>
-                  </w:r>
-                  <w:proofErr w:type="spellStart"/>
-                  <w:r>
-                    <w:rPr>
-                      <w:rFonts w:ascii="Times New Roman" w:hAnsi="Times New Roman" w:cs="Times New Roman"/>
-                    </w:rPr>
-                    <w:t>различните</w:t>
-                  </w:r>
-                  <w:proofErr w:type="spellEnd"/>
-                  <w:r>
-                    <w:rPr>
-                      <w:rFonts w:ascii="Times New Roman" w:hAnsi="Times New Roman" w:cs="Times New Roman"/>
-                    </w:rPr>
-                    <w:t xml:space="preserve"> </w:t>
-                  </w:r>
-                  <w:proofErr w:type="spellStart"/>
-                  <w:r>
-                    <w:rPr>
-                      <w:rFonts w:ascii="Times New Roman" w:hAnsi="Times New Roman" w:cs="Times New Roman"/>
-                    </w:rPr>
-                    <w:t>формати</w:t>
-                  </w:r>
-                  <w:proofErr w:type="spellEnd"/>
-                  <w:r>
-                    <w:rPr>
-                      <w:rFonts w:ascii="Times New Roman" w:hAnsi="Times New Roman" w:cs="Times New Roman"/>
-                    </w:rPr>
-                    <w:t xml:space="preserve">. </w:t>
-                  </w:r>
-                  <w:proofErr w:type="spellStart"/>
-                  <w:r>
-                    <w:rPr>
-                      <w:rFonts w:ascii="Times New Roman" w:hAnsi="Times New Roman" w:cs="Times New Roman"/>
-                    </w:rPr>
-                    <w:t>Класът</w:t>
-                  </w:r>
-                  <w:proofErr w:type="spellEnd"/>
-                  <w:r>
-                    <w:rPr>
-                      <w:rFonts w:ascii="Times New Roman" w:hAnsi="Times New Roman" w:cs="Times New Roman"/>
-                    </w:rPr>
-                    <w:t xml:space="preserve"> </w:t>
+                    <w:t xml:space="preserve"> я реализират за различните формати. Класът </w:t>
                   </w:r>
                   <w:r>
                     <w:rPr>
@@ -3207,51 +3031,8 @@
                     <w:rPr>
                       <w:rFonts w:ascii="Times New Roman" w:hAnsi="Times New Roman" w:cs="Times New Roman"/>
                     </w:rPr>
-                    <w:t xml:space="preserve"> </w:t>
+                    <w:t xml:space="preserve"> съхранява изображенията и трансформациите, а </w:t>
                   </w:r>
-                  <w:proofErr w:type="spellStart"/>
-                  <w:r>
-                    <w:rPr>
-                      <w:rFonts w:ascii="Times New Roman" w:hAnsi="Times New Roman" w:cs="Times New Roman"/>
-                    </w:rPr>
-                    <w:t>съхранява</w:t>
-                  </w:r>
-                  <w:proofErr w:type="spellEnd"/>
-                  <w:r>
-                    <w:rPr>
-                      <w:rFonts w:ascii="Times New Roman" w:hAnsi="Times New Roman" w:cs="Times New Roman"/>
-                    </w:rPr>
-                    <w:t xml:space="preserve"> </w:t>
-                  </w:r>
-                  <w:proofErr w:type="spellStart"/>
-                  <w:r>
-                    <w:rPr>
-                      <w:rFonts w:ascii="Times New Roman" w:hAnsi="Times New Roman" w:cs="Times New Roman"/>
-                    </w:rPr>
-                    <w:t>изображенията</w:t>
-                  </w:r>
-                  <w:proofErr w:type="spellEnd"/>
-                  <w:r>
-                    <w:rPr>
-                      <w:rFonts w:ascii="Times New Roman" w:hAnsi="Times New Roman" w:cs="Times New Roman"/>
-                    </w:rPr>
-                    <w:t xml:space="preserve"> и </w:t>
-                  </w:r>
-                  <w:proofErr w:type="spellStart"/>
-                  <w:r>
-                    <w:rPr>
-                      <w:rFonts w:ascii="Times New Roman" w:hAnsi="Times New Roman" w:cs="Times New Roman"/>
-                    </w:rPr>
-                    <w:t>трансформациите</w:t>
-                  </w:r>
-                  <w:proofErr w:type="spellEnd"/>
-                  <w:r>
-                    <w:rPr>
-                      <w:rFonts w:ascii="Times New Roman" w:hAnsi="Times New Roman" w:cs="Times New Roman"/>
-                    </w:rPr>
-                    <w:t xml:space="preserve">, а </w:t>
-                  </w:r>
-                  <w:proofErr w:type="spellStart"/>
                   <w:r>
                     <w:rPr>
                       <w:rFonts w:ascii="Times New Roman" w:hAnsi="Times New Roman" w:cs="Times New Roman"/>
@@ -3260,56 +3041,12 @@
                     </w:rPr>
                     <w:t>SessionManager</w:t>
                   </w:r>
-                  <w:proofErr w:type="spellEnd"/>
                   <w:r>
                     <w:rPr>
                       <w:rFonts w:ascii="Times New Roman" w:hAnsi="Times New Roman" w:cs="Times New Roman"/>
                     </w:rPr>
-                    <w:t xml:space="preserve"> </w:t>
+                    <w:t xml:space="preserve"> управлява потребителските сесии. </w:t>
                   </w:r>
-                  <w:proofErr w:type="spellStart"/>
-                  <w:r>
-                    <w:rPr>
-                      <w:rFonts w:ascii="Times New Roman" w:hAnsi="Times New Roman" w:cs="Times New Roman"/>
-                    </w:rPr>
-                    <w:t>управлява</w:t>
-                  </w:r>
-                  <w:proofErr w:type="spellEnd"/>
-                  <w:r>
-                    <w:rPr>
-                      <w:rFonts w:ascii="Times New Roman" w:hAnsi="Times New Roman" w:cs="Times New Roman"/>
-                    </w:rPr>
-                    <w:t xml:space="preserve"> </w:t>
-                  </w:r>
-                  <w:proofErr w:type="spellStart"/>
-                  <w:r>
-                    <w:rPr>
-                      <w:rFonts w:ascii="Times New Roman" w:hAnsi="Times New Roman" w:cs="Times New Roman"/>
-                    </w:rPr>
-                    <w:t>потребителските</w:t>
-                  </w:r>
-                  <w:proofErr w:type="spellEnd"/>
-                  <w:r>
-                    <w:rPr>
-                      <w:rFonts w:ascii="Times New Roman" w:hAnsi="Times New Roman" w:cs="Times New Roman"/>
-                    </w:rPr>
-                    <w:t xml:space="preserve"> </w:t>
-                  </w:r>
-                  <w:proofErr w:type="spellStart"/>
-                  <w:r>
-                    <w:rPr>
-                      <w:rFonts w:ascii="Times New Roman" w:hAnsi="Times New Roman" w:cs="Times New Roman"/>
-                    </w:rPr>
-                    <w:t>сесии</w:t>
-                  </w:r>
-                  <w:proofErr w:type="spellEnd"/>
-                  <w:r>
-                    <w:rPr>
-                      <w:rFonts w:ascii="Times New Roman" w:hAnsi="Times New Roman" w:cs="Times New Roman"/>
-                    </w:rPr>
-                    <w:t xml:space="preserve">. </w:t>
-                  </w:r>
-                  <w:proofErr w:type="spellStart"/>
                   <w:r>
                     <w:rPr>
                       <w:rFonts w:ascii="Times New Roman" w:hAnsi="Times New Roman" w:cs="Times New Roman"/>
@@ -3318,138 +3055,11 @@
                     </w:rPr>
                     <w:t>CommandProcessor</w:t>
                   </w:r>
-                  <w:proofErr w:type="spellEnd"/>
                   <w:r>
                     <w:rPr>
                       <w:rFonts w:ascii="Times New Roman" w:hAnsi="Times New Roman" w:cs="Times New Roman"/>
                     </w:rPr>
-                    <w:t xml:space="preserve"> </w:t>
-                  </w:r>
-                  <w:proofErr w:type="spellStart"/>
-                  <w:r>
-                    <w:rPr>
-                      <w:rFonts w:ascii="Times New Roman" w:hAnsi="Times New Roman" w:cs="Times New Roman"/>
-                    </w:rPr>
-                    <w:t>приема</w:t>
-                  </w:r>
-                  <w:proofErr w:type="spellEnd"/>
-                  <w:r>
-                    <w:rPr>
-                      <w:rFonts w:ascii="Times New Roman" w:hAnsi="Times New Roman" w:cs="Times New Roman"/>
-                    </w:rPr>
-                    <w:t xml:space="preserve"> </w:t>
-                  </w:r>
-                  <w:proofErr w:type="spellStart"/>
-                  <w:r>
-                    <w:rPr>
-                      <w:rFonts w:ascii="Times New Roman" w:hAnsi="Times New Roman" w:cs="Times New Roman"/>
-                    </w:rPr>
-                    <w:t>командите</w:t>
-                  </w:r>
-                  <w:proofErr w:type="spellEnd"/>
-                  <w:r>
-                    <w:rPr>
-                      <w:rFonts w:ascii="Times New Roman" w:hAnsi="Times New Roman" w:cs="Times New Roman"/>
-                    </w:rPr>
-                    <w:t xml:space="preserve"> </w:t>
-                  </w:r>
-                  <w:proofErr w:type="spellStart"/>
-                  <w:r>
-                    <w:rPr>
-                      <w:rFonts w:ascii="Times New Roman" w:hAnsi="Times New Roman" w:cs="Times New Roman"/>
-                    </w:rPr>
-                    <w:t>от</w:t>
-                  </w:r>
-                  <w:proofErr w:type="spellEnd"/>
-                  <w:r>
-                    <w:rPr>
-                      <w:rFonts w:ascii="Times New Roman" w:hAnsi="Times New Roman" w:cs="Times New Roman"/>
-                    </w:rPr>
-                    <w:t xml:space="preserve"> </w:t>
-                  </w:r>
-                  <w:proofErr w:type="spellStart"/>
-                  <w:r>
-                    <w:rPr>
-                      <w:rFonts w:ascii="Times New Roman" w:hAnsi="Times New Roman" w:cs="Times New Roman"/>
-                    </w:rPr>
-                    <w:t>потребителя</w:t>
-                  </w:r>
-                  <w:proofErr w:type="spellEnd"/>
-                  <w:r>
-                    <w:rPr>
-                      <w:rFonts w:ascii="Times New Roman" w:hAnsi="Times New Roman" w:cs="Times New Roman"/>
-                    </w:rPr>
-                    <w:t xml:space="preserve"> и </w:t>
-                  </w:r>
-                  <w:proofErr w:type="spellStart"/>
-                  <w:r>
-                    <w:rPr>
-                      <w:rFonts w:ascii="Times New Roman" w:hAnsi="Times New Roman" w:cs="Times New Roman"/>
-                    </w:rPr>
-                    <w:t>координира</w:t>
-                  </w:r>
-                  <w:proofErr w:type="spellEnd"/>
-                  <w:r>
-                    <w:rPr>
-                      <w:rFonts w:ascii="Times New Roman" w:hAnsi="Times New Roman" w:cs="Times New Roman"/>
-                    </w:rPr>
-                    <w:t xml:space="preserve"> </w:t>
-                  </w:r>
-                  <w:proofErr w:type="spellStart"/>
-                  <w:r>
-                    <w:rPr>
-                      <w:rFonts w:ascii="Times New Roman" w:hAnsi="Times New Roman" w:cs="Times New Roman"/>
-                    </w:rPr>
-                    <w:t>работата</w:t>
-                  </w:r>
-                  <w:proofErr w:type="spellEnd"/>
-                  <w:r>
-                    <w:rPr>
-                      <w:rFonts w:ascii="Times New Roman" w:hAnsi="Times New Roman" w:cs="Times New Roman"/>
-                    </w:rPr>
-                    <w:t xml:space="preserve"> </w:t>
-                  </w:r>
-                  <w:proofErr w:type="spellStart"/>
-                  <w:r>
-                    <w:rPr>
-                      <w:rFonts w:ascii="Times New Roman" w:hAnsi="Times New Roman" w:cs="Times New Roman"/>
-                    </w:rPr>
-                    <w:t>на</w:t>
-                  </w:r>
-                  <w:proofErr w:type="spellEnd"/>
-                  <w:r>
-                    <w:rPr>
-                      <w:rFonts w:ascii="Times New Roman" w:hAnsi="Times New Roman" w:cs="Times New Roman"/>
-                    </w:rPr>
-                    <w:t xml:space="preserve"> </w:t>
-                  </w:r>
-                  <w:proofErr w:type="spellStart"/>
-                  <w:r>
-                    <w:rPr>
-                      <w:rFonts w:ascii="Times New Roman" w:hAnsi="Times New Roman" w:cs="Times New Roman"/>
-                    </w:rPr>
-                    <w:t>останалите</w:t>
-                  </w:r>
-                  <w:proofErr w:type="spellEnd"/>
-                  <w:r>
-                    <w:rPr>
-                      <w:rFonts w:ascii="Times New Roman" w:hAnsi="Times New Roman" w:cs="Times New Roman"/>
-                    </w:rPr>
-                    <w:t xml:space="preserve"> </w:t>
-                  </w:r>
-                  <w:proofErr w:type="spellStart"/>
-                  <w:r>
-                    <w:rPr>
-                      <w:rFonts w:ascii="Times New Roman" w:hAnsi="Times New Roman" w:cs="Times New Roman"/>
-                    </w:rPr>
-                    <w:t>компоненти</w:t>
-                  </w:r>
-                  <w:proofErr w:type="spellEnd"/>
-                  <w:r>
-                    <w:rPr>
-                      <w:rFonts w:ascii="Times New Roman" w:hAnsi="Times New Roman" w:cs="Times New Roman"/>
-                    </w:rPr>
-                    <w:t>.</w:t>
+                    <w:t xml:space="preserve"> приема командите от потребителя и координира работата на останалите компоненти.</w:t>
                   </w:r>
                 </w:p>
               </w:txbxContent>
@@ -3540,7 +3150,6 @@
                       <w:rFonts w:ascii="Times New Roman" w:hAnsi="Times New Roman" w:cs="Times New Roman"/>
                     </w:rPr>
                   </w:pPr>
-                  <w:proofErr w:type="spellStart"/>
                   <w:r>
                     <w:rPr>
                       <w:rFonts w:ascii="Times New Roman" w:hAnsi="Times New Roman" w:cs="Times New Roman"/>
@@ -3549,7 +3158,6 @@
                     </w:rPr>
                     <w:t>Диаграма</w:t>
                   </w:r>
-                  <w:proofErr w:type="spellEnd"/>
                   <w:r>
                     <w:rPr>
                       <w:rFonts w:ascii="Times New Roman" w:hAnsi="Times New Roman" w:cs="Times New Roman"/>
@@ -3563,135 +3171,8 @@
                     <w:rPr>
                       <w:rFonts w:ascii="Times New Roman" w:hAnsi="Times New Roman" w:cs="Times New Roman"/>
                     </w:rPr>
-                    <w:t xml:space="preserve"> </w:t>
+                    <w:t xml:space="preserve"> представя логическата организация на приложението. Потребителят взаимодейства с програмата чрез </w:t>
                   </w:r>
-                  <w:proofErr w:type="spellStart"/>
-                  <w:r>
-                    <w:rPr>
-                      <w:rFonts w:ascii="Times New Roman" w:hAnsi="Times New Roman" w:cs="Times New Roman"/>
-                    </w:rPr>
-                    <w:t>представя</w:t>
-                  </w:r>
-                  <w:proofErr w:type="spellEnd"/>
-                  <w:r>
-                    <w:rPr>
-                      <w:rFonts w:ascii="Times New Roman" w:hAnsi="Times New Roman" w:cs="Times New Roman"/>
-                    </w:rPr>
-                    <w:t xml:space="preserve"> </w:t>
-                  </w:r>
-                  <w:proofErr w:type="spellStart"/>
-                  <w:r>
-                    <w:rPr>
-                      <w:rFonts w:ascii="Times New Roman" w:hAnsi="Times New Roman" w:cs="Times New Roman"/>
-                    </w:rPr>
-                    <w:t>логическата</w:t>
-                  </w:r>
-                  <w:proofErr w:type="spellEnd"/>
-                  <w:r>
-                    <w:rPr>
-                      <w:rFonts w:ascii="Times New Roman" w:hAnsi="Times New Roman" w:cs="Times New Roman"/>
-                    </w:rPr>
-                    <w:t xml:space="preserve"> </w:t>
-                  </w:r>
-                  <w:proofErr w:type="spellStart"/>
-                  <w:r>
-                    <w:rPr>
-                      <w:rFonts w:ascii="Times New Roman" w:hAnsi="Times New Roman" w:cs="Times New Roman"/>
-                    </w:rPr>
-                    <w:t>организация</w:t>
-                  </w:r>
-                  <w:proofErr w:type="spellEnd"/>
-                  <w:r>
-                    <w:rPr>
-                      <w:rFonts w:ascii="Times New Roman" w:hAnsi="Times New Roman" w:cs="Times New Roman"/>
-                    </w:rPr>
-                    <w:t xml:space="preserve"> </w:t>
-                  </w:r>
-                  <w:proofErr w:type="spellStart"/>
-                  <w:r>
-                    <w:rPr>
-                      <w:rFonts w:ascii="Times New Roman" w:hAnsi="Times New Roman" w:cs="Times New Roman"/>
-                    </w:rPr>
-                    <w:t>на</w:t>
-                  </w:r>
-                  <w:proofErr w:type="spellEnd"/>
-                  <w:r>
-                    <w:rPr>
-                      <w:rFonts w:ascii="Times New Roman" w:hAnsi="Times New Roman" w:cs="Times New Roman"/>
-                    </w:rPr>
-                    <w:t xml:space="preserve"> </w:t>
-                  </w:r>
-                  <w:proofErr w:type="spellStart"/>
-                  <w:r>
-                    <w:rPr>
-                      <w:rFonts w:ascii="Times New Roman" w:hAnsi="Times New Roman" w:cs="Times New Roman"/>
-                    </w:rPr>
-                    <w:t>приложението</w:t>
-                  </w:r>
-                  <w:proofErr w:type="spellEnd"/>
-                  <w:r>
-                    <w:rPr>
-                      <w:rFonts w:ascii="Times New Roman" w:hAnsi="Times New Roman" w:cs="Times New Roman"/>
-                    </w:rPr>
-                    <w:t xml:space="preserve">. </w:t>
-                  </w:r>
-                  <w:proofErr w:type="spellStart"/>
-                  <w:r>
-                    <w:rPr>
-                      <w:rFonts w:ascii="Times New Roman" w:hAnsi="Times New Roman" w:cs="Times New Roman"/>
-                    </w:rPr>
-                    <w:t>Потребителят</w:t>
-                  </w:r>
-                  <w:proofErr w:type="spellEnd"/>
-                  <w:r>
-                    <w:rPr>
-                      <w:rFonts w:ascii="Times New Roman" w:hAnsi="Times New Roman" w:cs="Times New Roman"/>
-                    </w:rPr>
-                    <w:t xml:space="preserve"> </w:t>
-                  </w:r>
-                  <w:proofErr w:type="spellStart"/>
-                  <w:r>
-                    <w:rPr>
-                      <w:rFonts w:ascii="Times New Roman" w:hAnsi="Times New Roman" w:cs="Times New Roman"/>
-                    </w:rPr>
-                    <w:t>взаимодейства</w:t>
-                  </w:r>
-                  <w:proofErr w:type="spellEnd"/>
-                  <w:r>
-                    <w:rPr>
-                      <w:rFonts w:ascii="Times New Roman" w:hAnsi="Times New Roman" w:cs="Times New Roman"/>
-                    </w:rPr>
-                    <w:t xml:space="preserve"> с </w:t>
-                  </w:r>
-                  <w:proofErr w:type="spellStart"/>
-                  <w:r>
-                    <w:rPr>
-                      <w:rFonts w:ascii="Times New Roman" w:hAnsi="Times New Roman" w:cs="Times New Roman"/>
-                    </w:rPr>
-                    <w:t>програмата</w:t>
-                  </w:r>
-                  <w:proofErr w:type="spellEnd"/>
-                  <w:r>
-                    <w:rPr>
-                      <w:rFonts w:ascii="Times New Roman" w:hAnsi="Times New Roman" w:cs="Times New Roman"/>
-                    </w:rPr>
-                    <w:t xml:space="preserve"> </w:t>
-                  </w:r>
-                  <w:proofErr w:type="spellStart"/>
-                  <w:r>
-                    <w:rPr>
-                      <w:rFonts w:ascii="Times New Roman" w:hAnsi="Times New Roman" w:cs="Times New Roman"/>
-                    </w:rPr>
-                    <w:t>чрез</w:t>
-                  </w:r>
-                  <w:proofErr w:type="spellEnd"/>
-                  <w:r>
-                    <w:rPr>
-                      <w:rFonts w:ascii="Times New Roman" w:hAnsi="Times New Roman" w:cs="Times New Roman"/>
-                    </w:rPr>
-                    <w:t xml:space="preserve"> </w:t>
-                  </w:r>
-                  <w:proofErr w:type="spellStart"/>
                   <w:r>
                     <w:rPr>
                       <w:rFonts w:ascii="Times New Roman" w:hAnsi="Times New Roman" w:cs="Times New Roman"/>
@@ -3700,154 +3181,12 @@
                     </w:rPr>
                     <w:t>CommandProcessor</w:t>
                   </w:r>
-                  <w:proofErr w:type="spellEnd"/>
                   <w:r>
                     <w:rPr>
                       <w:rFonts w:ascii="Times New Roman" w:hAnsi="Times New Roman" w:cs="Times New Roman"/>
                     </w:rPr>
-                    <w:t xml:space="preserve">, </w:t>
+                    <w:t xml:space="preserve">, който обработва въведените команди. След това заявките се предават към </w:t>
                   </w:r>
-                  <w:proofErr w:type="spellStart"/>
-                  <w:r>
-                    <w:rPr>
-                      <w:rFonts w:ascii="Times New Roman" w:hAnsi="Times New Roman" w:cs="Times New Roman"/>
-                    </w:rPr>
-                    <w:t>който</w:t>
-                  </w:r>
-                  <w:proofErr w:type="spellEnd"/>
-                  <w:r>
-                    <w:rPr>
-                      <w:rFonts w:ascii="Times New Roman" w:hAnsi="Times New Roman" w:cs="Times New Roman"/>
-                    </w:rPr>
-                    <w:t xml:space="preserve"> </w:t>
-                  </w:r>
-                  <w:proofErr w:type="spellStart"/>
-                  <w:r>
-                    <w:rPr>
-                      <w:rFonts w:ascii="Times New Roman" w:hAnsi="Times New Roman" w:cs="Times New Roman"/>
-                    </w:rPr>
-                    <w:t>обработва</w:t>
-                  </w:r>
-                  <w:proofErr w:type="spellEnd"/>
-                  <w:r>
-                    <w:rPr>
-                      <w:rFonts w:ascii="Times New Roman" w:hAnsi="Times New Roman" w:cs="Times New Roman"/>
-                    </w:rPr>
-                    <w:t xml:space="preserve"> </w:t>
-                  </w:r>
-                  <w:proofErr w:type="spellStart"/>
-                  <w:r>
-                    <w:rPr>
-                      <w:rFonts w:ascii="Times New Roman" w:hAnsi="Times New Roman" w:cs="Times New Roman"/>
-                    </w:rPr>
-                    <w:t>въведените</w:t>
-                  </w:r>
-                  <w:proofErr w:type="spellEnd"/>
-                  <w:r>
-                    <w:rPr>
-                      <w:rFonts w:ascii="Times New Roman" w:hAnsi="Times New Roman" w:cs="Times New Roman"/>
-                    </w:rPr>
-                    <w:t xml:space="preserve"> </w:t>
-                  </w:r>
-                  <w:proofErr w:type="spellStart"/>
-                  <w:r>
-                    <w:rPr>
-                      <w:rFonts w:ascii="Times New Roman" w:hAnsi="Times New Roman" w:cs="Times New Roman"/>
-                    </w:rPr>
-                    <w:t>команди</w:t>
-                  </w:r>
-                  <w:proofErr w:type="spellEnd"/>
-                  <w:r>
-                    <w:rPr>
-                      <w:rFonts w:ascii="Times New Roman" w:hAnsi="Times New Roman" w:cs="Times New Roman"/>
-                    </w:rPr>
-                    <w:t xml:space="preserve">. </w:t>
-                  </w:r>
-                  <w:proofErr w:type="spellStart"/>
-                  <w:r>
-                    <w:rPr>
-                      <w:rFonts w:ascii="Times New Roman" w:hAnsi="Times New Roman" w:cs="Times New Roman"/>
-                    </w:rPr>
-                    <w:t>След</w:t>
-                  </w:r>
-                  <w:proofErr w:type="spellEnd"/>
-                  <w:r>
-                    <w:rPr>
-                      <w:rFonts w:ascii="Times New Roman" w:hAnsi="Times New Roman" w:cs="Times New Roman"/>
-                    </w:rPr>
-                    <w:t xml:space="preserve"> </w:t>
-                  </w:r>
-                  <w:proofErr w:type="spellStart"/>
-                  <w:r>
-                    <w:rPr>
-                      <w:rFonts w:ascii="Times New Roman" w:hAnsi="Times New Roman" w:cs="Times New Roman"/>
-                    </w:rPr>
-                    <w:t>това</w:t>
-                  </w:r>
-                  <w:proofErr w:type="spellEnd"/>
-                  <w:r>
-                    <w:rPr>
-                      <w:rFonts w:ascii="Times New Roman" w:hAnsi="Times New Roman" w:cs="Times New Roman"/>
-                    </w:rPr>
-                    <w:t xml:space="preserve"> </w:t>
-                  </w:r>
-                  <w:proofErr w:type="spellStart"/>
-                  <w:r>
-                    <w:rPr>
-                      <w:rFonts w:ascii="Times New Roman" w:hAnsi="Times New Roman" w:cs="Times New Roman"/>
-                    </w:rPr>
-                    <w:t>заявките</w:t>
-                  </w:r>
-                  <w:proofErr w:type="spellEnd"/>
-                  <w:r>
-                    <w:rPr>
-                      <w:rFonts w:ascii="Times New Roman" w:hAnsi="Times New Roman" w:cs="Times New Roman"/>
-                    </w:rPr>
-                    <w:t xml:space="preserve"> </w:t>
-                  </w:r>
-                  <w:proofErr w:type="spellStart"/>
-                  <w:r>
-                    <w:rPr>
-                      <w:rFonts w:ascii="Times New Roman" w:hAnsi="Times New Roman" w:cs="Times New Roman"/>
-                    </w:rPr>
-                    <w:t>се</w:t>
-                  </w:r>
-                  <w:proofErr w:type="spellEnd"/>
-                  <w:r>
-                    <w:rPr>
-                      <w:rFonts w:ascii="Times New Roman" w:hAnsi="Times New Roman" w:cs="Times New Roman"/>
-                    </w:rPr>
-                    <w:t xml:space="preserve"> </w:t>
-                  </w:r>
-                  <w:proofErr w:type="spellStart"/>
-                  <w:r>
-                    <w:rPr>
-                      <w:rFonts w:ascii="Times New Roman" w:hAnsi="Times New Roman" w:cs="Times New Roman"/>
-                    </w:rPr>
-                    <w:t>предават</w:t>
-                  </w:r>
-                  <w:proofErr w:type="spellEnd"/>
-                  <w:r>
-                    <w:rPr>
-                      <w:rFonts w:ascii="Times New Roman" w:hAnsi="Times New Roman" w:cs="Times New Roman"/>
-                    </w:rPr>
-                    <w:t xml:space="preserve"> </w:t>
-                  </w:r>
-                  <w:proofErr w:type="spellStart"/>
-                  <w:r>
-                    <w:rPr>
-                      <w:rFonts w:ascii="Times New Roman" w:hAnsi="Times New Roman" w:cs="Times New Roman"/>
-                    </w:rPr>
-                    <w:t>към</w:t>
-                  </w:r>
-                  <w:proofErr w:type="spellEnd"/>
-                  <w:r>
-                    <w:rPr>
-                      <w:rFonts w:ascii="Times New Roman" w:hAnsi="Times New Roman" w:cs="Times New Roman"/>
-                    </w:rPr>
-                    <w:t xml:space="preserve"> </w:t>
-                  </w:r>
-                  <w:proofErr w:type="spellStart"/>
                   <w:r>
                     <w:rPr>
                       <w:rFonts w:ascii="Times New Roman" w:hAnsi="Times New Roman" w:cs="Times New Roman"/>
@@ -3856,26 +3195,11 @@
                     </w:rPr>
                     <w:t>SessionManager</w:t>
                   </w:r>
-                  <w:proofErr w:type="spellEnd"/>
                   <w:r>
                     <w:rPr>
                       <w:rFonts w:ascii="Times New Roman" w:hAnsi="Times New Roman" w:cs="Times New Roman"/>
                     </w:rPr>
-                    <w:t xml:space="preserve"> и </w:t>
-                  </w:r>
-                  <w:proofErr w:type="spellStart"/>
-                  <w:r>
-                    <w:rPr>
-                      <w:rFonts w:ascii="Times New Roman" w:hAnsi="Times New Roman" w:cs="Times New Roman"/>
-                    </w:rPr>
-                    <w:t>активната</w:t>
-                  </w:r>
-                  <w:proofErr w:type="spellEnd"/>
-                  <w:r>
-                    <w:rPr>
-                      <w:rFonts w:ascii="Times New Roman" w:hAnsi="Times New Roman" w:cs="Times New Roman"/>
-                    </w:rPr>
-                    <w:t xml:space="preserve"> </w:t>
+                    <w:t xml:space="preserve"> и активната </w:t>
                   </w:r>
                   <w:r>
                     <w:rPr>
@@ -3889,273 +3213,7 @@
                     <w:rPr>
                       <w:rFonts w:ascii="Times New Roman" w:hAnsi="Times New Roman" w:cs="Times New Roman"/>
                     </w:rPr>
-                    <w:t xml:space="preserve">, </w:t>
-                  </w:r>
-                  <w:proofErr w:type="spellStart"/>
-                  <w:r>
-                    <w:rPr>
-                      <w:rFonts w:ascii="Times New Roman" w:hAnsi="Times New Roman" w:cs="Times New Roman"/>
-                    </w:rPr>
-                    <w:t>където</w:t>
-                  </w:r>
-                  <w:proofErr w:type="spellEnd"/>
-                  <w:r>
-                    <w:rPr>
-                      <w:rFonts w:ascii="Times New Roman" w:hAnsi="Times New Roman" w:cs="Times New Roman"/>
-                    </w:rPr>
-                    <w:t xml:space="preserve"> </w:t>
-                  </w:r>
-                  <w:proofErr w:type="spellStart"/>
-                  <w:r>
-                    <w:rPr>
-                      <w:rFonts w:ascii="Times New Roman" w:hAnsi="Times New Roman" w:cs="Times New Roman"/>
-                    </w:rPr>
-                    <w:t>се</w:t>
-                  </w:r>
-                  <w:proofErr w:type="spellEnd"/>
-                  <w:r>
-                    <w:rPr>
-                      <w:rFonts w:ascii="Times New Roman" w:hAnsi="Times New Roman" w:cs="Times New Roman"/>
-                    </w:rPr>
-                    <w:t xml:space="preserve"> </w:t>
-                  </w:r>
-                  <w:proofErr w:type="spellStart"/>
-                  <w:r>
-                    <w:rPr>
-                      <w:rFonts w:ascii="Times New Roman" w:hAnsi="Times New Roman" w:cs="Times New Roman"/>
-                    </w:rPr>
-                    <w:t>изпълняват</w:t>
-                  </w:r>
-                  <w:proofErr w:type="spellEnd"/>
-                  <w:r>
-                    <w:rPr>
-                      <w:rFonts w:ascii="Times New Roman" w:hAnsi="Times New Roman" w:cs="Times New Roman"/>
-                    </w:rPr>
-                    <w:t xml:space="preserve"> </w:t>
-                  </w:r>
-                  <w:proofErr w:type="spellStart"/>
-                  <w:r>
-                    <w:rPr>
-                      <w:rFonts w:ascii="Times New Roman" w:hAnsi="Times New Roman" w:cs="Times New Roman"/>
-                    </w:rPr>
-                    <w:t>съответните</w:t>
-                  </w:r>
-                  <w:proofErr w:type="spellEnd"/>
-                  <w:r>
-                    <w:rPr>
-                      <w:rFonts w:ascii="Times New Roman" w:hAnsi="Times New Roman" w:cs="Times New Roman"/>
-                    </w:rPr>
-                    <w:t xml:space="preserve"> </w:t>
-                  </w:r>
-                  <w:proofErr w:type="spellStart"/>
-                  <w:r>
-                    <w:rPr>
-                      <w:rFonts w:ascii="Times New Roman" w:hAnsi="Times New Roman" w:cs="Times New Roman"/>
-                    </w:rPr>
-                    <w:t>операции</w:t>
-                  </w:r>
-                  <w:proofErr w:type="spellEnd"/>
-                  <w:r>
-                    <w:rPr>
-                      <w:rFonts w:ascii="Times New Roman" w:hAnsi="Times New Roman" w:cs="Times New Roman"/>
-                    </w:rPr>
-                    <w:t xml:space="preserve">. </w:t>
-                  </w:r>
-                  <w:proofErr w:type="spellStart"/>
-                  <w:r>
-                    <w:rPr>
-                      <w:rFonts w:ascii="Times New Roman" w:hAnsi="Times New Roman" w:cs="Times New Roman"/>
-                    </w:rPr>
-                    <w:t>Най-долният</w:t>
-                  </w:r>
-                  <w:proofErr w:type="spellEnd"/>
-                  <w:r>
-                    <w:rPr>
-                      <w:rFonts w:ascii="Times New Roman" w:hAnsi="Times New Roman" w:cs="Times New Roman"/>
-                    </w:rPr>
-                    <w:t xml:space="preserve"> </w:t>
-                  </w:r>
-                  <w:proofErr w:type="spellStart"/>
-                  <w:r>
-                    <w:rPr>
-                      <w:rFonts w:ascii="Times New Roman" w:hAnsi="Times New Roman" w:cs="Times New Roman"/>
-                    </w:rPr>
-                    <w:t>слой</w:t>
-                  </w:r>
-                  <w:proofErr w:type="spellEnd"/>
-                  <w:r>
-                    <w:rPr>
-                      <w:rFonts w:ascii="Times New Roman" w:hAnsi="Times New Roman" w:cs="Times New Roman"/>
-                    </w:rPr>
-                    <w:t xml:space="preserve"> </w:t>
-                  </w:r>
-                  <w:proofErr w:type="spellStart"/>
-                  <w:r>
-                    <w:rPr>
-                      <w:rFonts w:ascii="Times New Roman" w:hAnsi="Times New Roman" w:cs="Times New Roman"/>
-                    </w:rPr>
-                    <w:t>се</w:t>
-                  </w:r>
-                  <w:proofErr w:type="spellEnd"/>
-                  <w:r>
-                    <w:rPr>
-                      <w:rFonts w:ascii="Times New Roman" w:hAnsi="Times New Roman" w:cs="Times New Roman"/>
-                    </w:rPr>
-                    <w:t xml:space="preserve"> </w:t>
-                  </w:r>
-                  <w:proofErr w:type="spellStart"/>
-                  <w:r>
-                    <w:rPr>
-                      <w:rFonts w:ascii="Times New Roman" w:hAnsi="Times New Roman" w:cs="Times New Roman"/>
-                    </w:rPr>
-                    <w:t>състои</w:t>
-                  </w:r>
-                  <w:proofErr w:type="spellEnd"/>
-                  <w:r>
-                    <w:rPr>
-                      <w:rFonts w:ascii="Times New Roman" w:hAnsi="Times New Roman" w:cs="Times New Roman"/>
-                    </w:rPr>
-                    <w:t xml:space="preserve"> </w:t>
-                  </w:r>
-                  <w:proofErr w:type="spellStart"/>
-                  <w:r>
-                    <w:rPr>
-                      <w:rFonts w:ascii="Times New Roman" w:hAnsi="Times New Roman" w:cs="Times New Roman"/>
-                    </w:rPr>
-                    <w:t>от</w:t>
-                  </w:r>
-                  <w:proofErr w:type="spellEnd"/>
-                  <w:r>
-                    <w:rPr>
-                      <w:rFonts w:ascii="Times New Roman" w:hAnsi="Times New Roman" w:cs="Times New Roman"/>
-                    </w:rPr>
-                    <w:t xml:space="preserve"> </w:t>
-                  </w:r>
-                  <w:proofErr w:type="spellStart"/>
-                  <w:r>
-                    <w:rPr>
-                      <w:rFonts w:ascii="Times New Roman" w:hAnsi="Times New Roman" w:cs="Times New Roman"/>
-                    </w:rPr>
-                    <w:t>класовете</w:t>
-                  </w:r>
-                  <w:proofErr w:type="spellEnd"/>
-                  <w:r>
-                    <w:rPr>
-                      <w:rFonts w:ascii="Times New Roman" w:hAnsi="Times New Roman" w:cs="Times New Roman"/>
-                    </w:rPr>
-                    <w:t xml:space="preserve"> </w:t>
-                  </w:r>
-                  <w:proofErr w:type="spellStart"/>
-                  <w:r>
-                    <w:rPr>
-                      <w:rFonts w:ascii="Times New Roman" w:hAnsi="Times New Roman" w:cs="Times New Roman"/>
-                    </w:rPr>
-                    <w:t>за</w:t>
-                  </w:r>
-                  <w:proofErr w:type="spellEnd"/>
-                  <w:r>
-                    <w:rPr>
-                      <w:rFonts w:ascii="Times New Roman" w:hAnsi="Times New Roman" w:cs="Times New Roman"/>
-                    </w:rPr>
-                    <w:t xml:space="preserve"> </w:t>
-                  </w:r>
-                  <w:proofErr w:type="spellStart"/>
-                  <w:r>
-                    <w:rPr>
-                      <w:rFonts w:ascii="Times New Roman" w:hAnsi="Times New Roman" w:cs="Times New Roman"/>
-                    </w:rPr>
-                    <w:t>работа</w:t>
-                  </w:r>
-                  <w:proofErr w:type="spellEnd"/>
-                  <w:r>
-                    <w:rPr>
-                      <w:rFonts w:ascii="Times New Roman" w:hAnsi="Times New Roman" w:cs="Times New Roman"/>
-                    </w:rPr>
-                    <w:t xml:space="preserve"> с </w:t>
-                  </w:r>
-                  <w:proofErr w:type="spellStart"/>
-                  <w:r>
-                    <w:rPr>
-                      <w:rFonts w:ascii="Times New Roman" w:hAnsi="Times New Roman" w:cs="Times New Roman"/>
-                    </w:rPr>
-                    <w:t>изображения</w:t>
-                  </w:r>
-                  <w:proofErr w:type="spellEnd"/>
-                  <w:r>
-                    <w:rPr>
-                      <w:rFonts w:ascii="Times New Roman" w:hAnsi="Times New Roman" w:cs="Times New Roman"/>
-                    </w:rPr>
-                    <w:t xml:space="preserve"> и </w:t>
-                  </w:r>
-                  <w:proofErr w:type="spellStart"/>
-                  <w:r>
-                    <w:rPr>
-                      <w:rFonts w:ascii="Times New Roman" w:hAnsi="Times New Roman" w:cs="Times New Roman"/>
-                    </w:rPr>
-                    <w:t>файловете</w:t>
-                  </w:r>
-                  <w:proofErr w:type="spellEnd"/>
-                  <w:r>
-                    <w:rPr>
-                      <w:rFonts w:ascii="Times New Roman" w:hAnsi="Times New Roman" w:cs="Times New Roman"/>
-                    </w:rPr>
-                    <w:t xml:space="preserve">, в </w:t>
-                  </w:r>
-                  <w:proofErr w:type="spellStart"/>
-                  <w:r>
-                    <w:rPr>
-                      <w:rFonts w:ascii="Times New Roman" w:hAnsi="Times New Roman" w:cs="Times New Roman"/>
-                    </w:rPr>
-                    <w:t>които</w:t>
-                  </w:r>
-                  <w:proofErr w:type="spellEnd"/>
-                  <w:r>
-                    <w:rPr>
-                      <w:rFonts w:ascii="Times New Roman" w:hAnsi="Times New Roman" w:cs="Times New Roman"/>
-                    </w:rPr>
-                    <w:t xml:space="preserve"> </w:t>
-                  </w:r>
-                  <w:proofErr w:type="spellStart"/>
-                  <w:r>
-                    <w:rPr>
-                      <w:rFonts w:ascii="Times New Roman" w:hAnsi="Times New Roman" w:cs="Times New Roman"/>
-                    </w:rPr>
-                    <w:t>се</w:t>
-                  </w:r>
-                  <w:proofErr w:type="spellEnd"/>
-                  <w:r>
-                    <w:rPr>
-                      <w:rFonts w:ascii="Times New Roman" w:hAnsi="Times New Roman" w:cs="Times New Roman"/>
-                    </w:rPr>
-                    <w:t xml:space="preserve"> </w:t>
-                  </w:r>
-                  <w:proofErr w:type="spellStart"/>
-                  <w:r>
-                    <w:rPr>
-                      <w:rFonts w:ascii="Times New Roman" w:hAnsi="Times New Roman" w:cs="Times New Roman"/>
-                    </w:rPr>
-                    <w:t>съхраняват</w:t>
-                  </w:r>
-                  <w:proofErr w:type="spellEnd"/>
-                  <w:r>
-                    <w:rPr>
-                      <w:rFonts w:ascii="Times New Roman" w:hAnsi="Times New Roman" w:cs="Times New Roman"/>
-                    </w:rPr>
-                    <w:t xml:space="preserve"> </w:t>
-                  </w:r>
-                  <w:proofErr w:type="spellStart"/>
-                  <w:r>
-                    <w:rPr>
-                      <w:rFonts w:ascii="Times New Roman" w:hAnsi="Times New Roman" w:cs="Times New Roman"/>
-                    </w:rPr>
-                    <w:t>данните</w:t>
-                  </w:r>
-                  <w:proofErr w:type="spellEnd"/>
-                  <w:r>
-                    <w:rPr>
-                      <w:rFonts w:ascii="Times New Roman" w:hAnsi="Times New Roman" w:cs="Times New Roman"/>
-                    </w:rPr>
-                    <w:t>.</w:t>
+                    <w:t>, където се изпълняват съответните операции. Най-долният слой се състои от класовете за работа с изображения и файловете, в които се съхраняват данните.</w:t>
                   </w:r>
                 </w:p>
               </w:txbxContent>
@@ -4557,7 +3615,7 @@
         </w:rPr>
         <w:lastRenderedPageBreak/>
         <w:drawing>
-          <wp:inline distT="0" distB="0" distL="0" distR="0" wp14:anchorId="5839AB97" wp14:editId="67FE0C44">
+          <wp:inline distT="0" distB="0" distL="0" distR="0" wp14:anchorId="5839AB97" wp14:editId="697CDBF2">
             <wp:extent cx="4641850" cy="1655689"/>
             <wp:effectExtent l="0" t="0" r="0" b="0"/>
             <wp:docPr id="1786007524" name="Picture 6"/>
@@ -5451,7 +4509,35 @@
         <w:rPr>
           <w:rFonts w:ascii="Times New Roman" w:hAnsi="Times New Roman" w:cs="Times New Roman"/>
         </w:rPr>
-        <w:t xml:space="preserve">Поставените цели бяха успешно реализирани. Създадена е система </w:t>
+        <w:t xml:space="preserve">Поставените цели бяха успешно реализирани. </w:t>
+      </w:r>
+      <w:proofErr w:type="spellStart"/>
+      <w:r>
+        <w:rPr>
+          <w:rFonts w:ascii="Times New Roman" w:hAnsi="Times New Roman" w:cs="Times New Roman"/>
+        </w:rPr>
+        <w:t>Създадена</w:t>
+      </w:r>
+      <w:proofErr w:type="spellEnd"/>
+      <w:r>
+        <w:rPr>
+          <w:rFonts w:ascii="Times New Roman" w:hAnsi="Times New Roman" w:cs="Times New Roman"/>
+        </w:rPr>
+        <w:t xml:space="preserve"> е </w:t>
+      </w:r>
+      <w:proofErr w:type="spellStart"/>
+      <w:r>
+        <w:rPr>
+          <w:rFonts w:ascii="Times New Roman" w:hAnsi="Times New Roman" w:cs="Times New Roman"/>
+        </w:rPr>
+        <w:t>система</w:t>
+      </w:r>
+      <w:proofErr w:type="spellEnd"/>
+      <w:r>
+        <w:rPr>
+          <w:rFonts w:ascii="Times New Roman" w:hAnsi="Times New Roman" w:cs="Times New Roman"/>
+        </w:rPr>
+        <w:t xml:space="preserve"> </w:t>
       </w:r>
       <w:proofErr w:type="spellStart"/>
       <w:r>
@@ -5549,7 +4635,21 @@
         <w:rPr>
           <w:rFonts w:ascii="Times New Roman" w:hAnsi="Times New Roman" w:cs="Times New Roman"/>
         </w:rPr>
-        <w:t xml:space="preserve"> различни формати, множество трансформации и управление на потребителски сесии.</w:t>
+        <w:t xml:space="preserve"> </w:t>
+      </w:r>
+      <w:proofErr w:type="spellStart"/>
+      <w:r>
+        <w:rPr>
+          <w:rFonts w:ascii="Times New Roman" w:hAnsi="Times New Roman" w:cs="Times New Roman"/>
+        </w:rPr>
+        <w:t>различни</w:t>
+      </w:r>
+      <w:proofErr w:type="spellEnd"/>
+      <w:r>
+        <w:rPr>
+          <w:rFonts w:ascii="Times New Roman" w:hAnsi="Times New Roman" w:cs="Times New Roman"/>
+        </w:rPr>
+        <w:t xml:space="preserve"> формати, множество трансформации и управление на потребителски сесии.</w:t>
       </w:r>
     </w:p>
     <w:p>
@@ -5641,7 +4741,35 @@
         <w:rPr>
           <w:rFonts w:ascii="Times New Roman" w:hAnsi="Times New Roman" w:cs="Times New Roman"/>
         </w:rPr>
-        <w:t xml:space="preserve"> обектно-ориентираното програмиране, включително наследяване, полиморфизъм и абстракция.</w:t>
+        <w:t xml:space="preserve"> </w:t>
+      </w:r>
+      <w:proofErr w:type="spellStart"/>
+      <w:r>
+        <w:rPr>
+          <w:rFonts w:ascii="Times New Roman" w:hAnsi="Times New Roman" w:cs="Times New Roman"/>
+        </w:rPr>
+        <w:t>обектно-ориентираното</w:t>
+      </w:r>
+      <w:proofErr w:type="spellEnd"/>
+      <w:r>
+        <w:rPr>
+          <w:rFonts w:ascii="Times New Roman" w:hAnsi="Times New Roman" w:cs="Times New Roman"/>
+        </w:rPr>
+        <w:t xml:space="preserve"> </w:t>
+      </w:r>
+      <w:proofErr w:type="spellStart"/>
+      <w:r>
+        <w:rPr>
+          <w:rFonts w:ascii="Times New Roman" w:hAnsi="Times New Roman" w:cs="Times New Roman"/>
+        </w:rPr>
+        <w:t>програмиране</w:t>
+      </w:r>
+      <w:proofErr w:type="spellEnd"/>
+      <w:r>
+        <w:rPr>
+          <w:rFonts w:ascii="Times New Roman" w:hAnsi="Times New Roman" w:cs="Times New Roman"/>
+        </w:rPr>
+        <w:t>, включително наследяване, полиморфизъм и абстракция.</w:t>
       </w:r>
     </w:p>
     <w:p>
@@ -5691,11 +4819,19 @@
           <w:rFonts w:ascii="Times New Roman" w:hAnsi="Times New Roman" w:cs="Times New Roman"/>
         </w:rPr>
       </w:pPr>
-      <w:r>
-        <w:rPr>
-          <w:rFonts w:ascii="Times New Roman" w:hAnsi="Times New Roman" w:cs="Times New Roman"/>
-        </w:rPr>
-        <w:t xml:space="preserve">поддръжка </w:t>
+      <w:proofErr w:type="spellStart"/>
+      <w:r>
+        <w:rPr>
+          <w:rFonts w:ascii="Times New Roman" w:hAnsi="Times New Roman" w:cs="Times New Roman"/>
+        </w:rPr>
+        <w:t>поддръжка</w:t>
+      </w:r>
+      <w:proofErr w:type="spellEnd"/>
+      <w:r>
+        <w:rPr>
+          <w:rFonts w:ascii="Times New Roman" w:hAnsi="Times New Roman" w:cs="Times New Roman"/>
+        </w:rPr>
+        <w:t xml:space="preserve"> </w:t>
       </w:r>
       <w:proofErr w:type="spellStart"/>
       <w:r>
@@ -5930,7 +5066,7 @@
           <w:rFonts w:ascii="Times New Roman" w:hAnsi="Times New Roman" w:cs="Times New Roman"/>
           <w:lang w:val="bg-BG"/>
         </w:rPr>
-        <w:instrText>https://github.com/VKaramanliev/OOP-Final-Project</w:instrText>
+        <w:instrText>https://github.com/VKaramanliev/Raster-Graphics_Editor</w:instrText>
       </w:r>
       <w:r>
         <w:rPr>
@@ -5952,7 +5088,7 @@
           <w:rFonts w:ascii="Times New Roman" w:hAnsi="Times New Roman" w:cs="Times New Roman"/>
           <w:lang w:val="bg-BG"/>
         </w:rPr>
-        <w:t>https://github.com/VKaramanliev/OOP-Final-Project</w:t>
+        <w:t>https://github.com/VKaramanliev/Raster-Graphics_Editor</w:t>
       </w:r>
       <w:r>
         <w:rPr>
@@ -6796,6 +5932,7 @@
   <w:style w:type="character" w:default="1" w:styleId="DefaultParagraphFont">
     <w:name w:val="Default Paragraph Font"/>
     <w:uiPriority w:val="1"/>
+    <w:semiHidden/>
     <w:unhideWhenUsed/>
   </w:style>
   <w:style w:type="table" w:default="1" w:styleId="TableNormal">
